--- a/pr-preview/pr-204/basic-statistical-methods-handout.docx
+++ b/pr-preview/pr-204/basic-statistical-methods-handout.docx
@@ -15,7 +15,7 @@
         <w:pStyle w:val="Date"/>
       </w:pPr>
       <w:r>
-        <w:t xml:space="preserve">Last modified: 2026-10-15 03:31:19 (PDT)</w:t>
+        <w:t xml:space="preserve">Last modified: 2026-10-15 05:27:52 (PDT)</w:t>
       </w:r>
     </w:p>
     <w:bookmarkStart w:id="13" w:name="introduction"/>

--- a/pr-preview/pr-204/basic-statistical-methods-handout.docx
+++ b/pr-preview/pr-204/basic-statistical-methods-handout.docx
@@ -15,7 +15,7 @@
         <w:pStyle w:val="Date"/>
       </w:pPr>
       <w:r>
-        <w:t xml:space="preserve">Last modified: 2026-10-15 05:27:52 (PDT)</w:t>
+        <w:t xml:space="preserve">Last modified: 2026-10-15 08:46:14 (PDT)</w:t>
       </w:r>
     </w:p>
     <w:bookmarkStart w:id="13" w:name="introduction"/>
@@ -11933,6 +11933,60 @@
       </w:r>
     </w:p>
     <w:bookmarkEnd w:id="56"/>
+    <w:p>
+      <w:pPr>
+        <w:pStyle w:val="Compact"/>
+        <w:numPr>
+          <w:ilvl w:val="0"/>
+          <w:numId w:val="1003"/>
+        </w:numPr>
+      </w:pPr>
+      <w:r>
+        <w:t xml:space="preserve">Hogg et al. (2019, sec. 8.2, pp. 369–377)</w:t>
+      </w:r>
+      <w:r>
+        <w:t xml:space="preserve"> </w:t>
+      </w:r>
+      <w:r>
+        <w:t xml:space="preserve">covers tests of the equality of two means.</w:t>
+      </w:r>
+    </w:p>
+    <w:p>
+      <w:pPr>
+        <w:pStyle w:val="Compact"/>
+        <w:numPr>
+          <w:ilvl w:val="0"/>
+          <w:numId w:val="1003"/>
+        </w:numPr>
+      </w:pPr>
+      <w:r>
+        <w:t xml:space="preserve">Rice (2007, sec. 11.2.1, pp. 421–432)</w:t>
+      </w:r>
+      <w:r>
+        <w:t xml:space="preserve"> </w:t>
+      </w:r>
+      <w:r>
+        <w:t xml:space="preserve">covers normal-theory methods for two independent samples.</w:t>
+      </w:r>
+    </w:p>
+    <w:p>
+      <w:pPr>
+        <w:pStyle w:val="Compact"/>
+        <w:numPr>
+          <w:ilvl w:val="0"/>
+          <w:numId w:val="1003"/>
+        </w:numPr>
+      </w:pPr>
+      <w:r>
+        <w:t xml:space="preserve">Rice (2007, sec. 11.3.1, pp. 446–447)</w:t>
+      </w:r>
+      <w:r>
+        <w:t xml:space="preserve"> </w:t>
+      </w:r>
+      <w:r>
+        <w:t xml:space="preserve">covers normal-theory methods for paired samples.</w:t>
+      </w:r>
+    </w:p>
     <w:bookmarkEnd w:id="57"/>
     <w:bookmarkStart w:id="61" w:name="sec-CI-diff-means"/>
     <w:p>
@@ -12789,6 +12843,20 @@
       </w:r>
     </w:p>
     <w:bookmarkEnd w:id="60"/>
+    <w:p>
+      <w:pPr>
+        <w:pStyle w:val="BodyText"/>
+      </w:pPr>
+      <w:r>
+        <w:t xml:space="preserve">Hogg et al. (2019, sec. 7.2, pp. 314–322)</w:t>
+      </w:r>
+      <w:r>
+        <w:t xml:space="preserve"> </w:t>
+      </w:r>
+      <w:r>
+        <w:t xml:space="preserve">covers confidence intervals for the difference of two means.</w:t>
+      </w:r>
+    </w:p>
     <w:bookmarkEnd w:id="61"/>
     <w:bookmarkEnd w:id="62"/>
     <w:bookmarkStart w:id="76" w:name="sec-anova"/>
@@ -18304,22 +18372,22 @@
         <w:t xml:space="preserve">#&gt;  0.180281  0.180281</w:t>
       </w:r>
     </w:p>
-    <w:bookmarkEnd w:id="76"/>
-    <w:bookmarkStart w:id="77" w:name="textbook-cross-references"/>
     <w:p>
       <w:pPr>
-        <w:pStyle w:val="Heading2"/>
+        <w:pStyle w:val="Compact"/>
+        <w:numPr>
+          <w:ilvl w:val="0"/>
+          <w:numId w:val="1004"/>
+        </w:numPr>
       </w:pPr>
       <w:r>
-        <w:t xml:space="preserve">Textbook cross-references</w:t>
-      </w:r>
-    </w:p>
-    <w:p>
-      <w:pPr>
-        <w:pStyle w:val="FirstParagraph"/>
-      </w:pPr>
-      <w:r>
-        <w:t xml:space="preserve">Textbook sections on the topics of this page:</w:t>
+        <w:t xml:space="preserve">Hogg et al. (2019, sec. 9.3, pp. 446–455)</w:t>
+      </w:r>
+      <w:r>
+        <w:t xml:space="preserve"> </w:t>
+      </w:r>
+      <w:r>
+        <w:t xml:space="preserve">covers one-factor analysis of variance.</w:t>
       </w:r>
     </w:p>
     <w:p>
@@ -18327,14 +18395,17 @@
         <w:pStyle w:val="Compact"/>
         <w:numPr>
           <w:ilvl w:val="0"/>
-          <w:numId w:val="1003"/>
+          <w:numId w:val="1004"/>
         </w:numPr>
       </w:pPr>
       <w:r>
-        <w:t xml:space="preserve">Hogg et al. (2019, sec. 7.2, pp. 314–322)</w:t>
-      </w:r>
-      <w:r>
-        <w:t xml:space="preserve">: Confidence intervals for the difference of two means</w:t>
+        <w:t xml:space="preserve">Casella and Berger (2002, sec. 11.2, pp. 522–538)</w:t>
+      </w:r>
+      <w:r>
+        <w:t xml:space="preserve"> </w:t>
+      </w:r>
+      <w:r>
+        <w:t xml:space="preserve">covers oneway analysis of variance.</w:t>
       </w:r>
     </w:p>
     <w:p>
@@ -18342,47 +18413,20 @@
         <w:pStyle w:val="Compact"/>
         <w:numPr>
           <w:ilvl w:val="0"/>
-          <w:numId w:val="1003"/>
+          <w:numId w:val="1004"/>
         </w:numPr>
       </w:pPr>
       <w:r>
-        <w:t xml:space="preserve">Hogg et al. (2019, sec. 8.2, pp. 369–377)</w:t>
-      </w:r>
-      <w:r>
-        <w:t xml:space="preserve">: Tests of the equality of two means</w:t>
+        <w:t xml:space="preserve">Rice (2007, sec. 12.2, pp. 477–488)</w:t>
+      </w:r>
+      <w:r>
+        <w:t xml:space="preserve"> </w:t>
+      </w:r>
+      <w:r>
+        <w:t xml:space="preserve">covers the one-way layout.</w:t>
       </w:r>
     </w:p>
-    <w:p>
-      <w:pPr>
-        <w:pStyle w:val="Compact"/>
-        <w:numPr>
-          <w:ilvl w:val="0"/>
-          <w:numId w:val="1003"/>
-        </w:numPr>
-      </w:pPr>
-      <w:r>
-        <w:t xml:space="preserve">Hogg et al. (2019, sec. 9.3, pp. 446–455)</w:t>
-      </w:r>
-      <w:r>
-        <w:t xml:space="preserve">: One-factor analysis of variance</w:t>
-      </w:r>
-    </w:p>
-    <w:p>
-      <w:pPr>
-        <w:pStyle w:val="Compact"/>
-        <w:numPr>
-          <w:ilvl w:val="0"/>
-          <w:numId w:val="1003"/>
-        </w:numPr>
-      </w:pPr>
-      <w:r>
-        <w:t xml:space="preserve">Casella and Berger (2002, sec. 11.2, pp. 522–538)</w:t>
-      </w:r>
-      <w:r>
-        <w:t xml:space="preserve">: Oneway analysis of variance</w:t>
-      </w:r>
-    </w:p>
-    <w:bookmarkEnd w:id="77"/>
+    <w:bookmarkEnd w:id="76"/>
     <w:bookmarkStart w:id="86" w:name="references"/>
     <w:p>
       <w:pPr>
@@ -18393,7 +18437,7 @@
       </w:r>
     </w:p>
     <w:bookmarkStart w:id="85" w:name="refs"/>
-    <w:bookmarkStart w:id="79" w:name="ref-CaseBerg01"/>
+    <w:bookmarkStart w:id="78" w:name="ref-CaseBerg01"/>
     <w:p>
       <w:pPr>
         <w:pStyle w:val="Bibliography"/>
@@ -18417,7 +18461,7 @@
       <w:r>
         <w:t xml:space="preserve"> </w:t>
       </w:r>
-      <w:hyperlink r:id="rId78">
+      <w:hyperlink r:id="rId77">
         <w:r>
           <w:rPr>
             <w:rStyle w:val="Hyperlink"/>
@@ -18429,8 +18473,8 @@
         <w:t xml:space="preserve">.</w:t>
       </w:r>
     </w:p>
-    <w:bookmarkEnd w:id="79"/>
-    <w:bookmarkStart w:id="80" w:name="ref-hoggtanis2015"/>
+    <w:bookmarkEnd w:id="78"/>
+    <w:bookmarkStart w:id="79" w:name="ref-hoggtanis2015"/>
     <w:p>
       <w:pPr>
         <w:pStyle w:val="Bibliography"/>
@@ -18452,8 +18496,8 @@
         <w:t xml:space="preserve">. Tenth edition. Pearson.</w:t>
       </w:r>
     </w:p>
-    <w:bookmarkEnd w:id="80"/>
-    <w:bookmarkStart w:id="82" w:name="ref-HulleyStephen1998RToE"/>
+    <w:bookmarkEnd w:id="79"/>
+    <w:bookmarkStart w:id="81" w:name="ref-HulleyStephen1998RToE"/>
     <w:p>
       <w:pPr>
         <w:pStyle w:val="Bibliography"/>
@@ -18486,7 +18530,7 @@
       <w:r>
         <w:t xml:space="preserve"> </w:t>
       </w:r>
-      <w:hyperlink r:id="rId81">
+      <w:hyperlink r:id="rId80">
         <w:r>
           <w:rPr>
             <w:rStyle w:val="Hyperlink"/>
@@ -18496,6 +18540,29 @@
       </w:hyperlink>
       <w:r>
         <w:t xml:space="preserve">.</w:t>
+      </w:r>
+    </w:p>
+    <w:bookmarkEnd w:id="81"/>
+    <w:bookmarkStart w:id="82" w:name="ref-rice2007mathematical"/>
+    <w:p>
+      <w:pPr>
+        <w:pStyle w:val="Bibliography"/>
+      </w:pPr>
+      <w:r>
+        <w:t xml:space="preserve">Rice, John A. 2007.</w:t>
+      </w:r>
+      <w:r>
+        <w:t xml:space="preserve"> </w:t>
+      </w:r>
+      <w:r>
+        <w:rPr>
+          <w:i/>
+          <w:iCs/>
+        </w:rPr>
+        <w:t xml:space="preserve">Mathematical Statistics and Data Analysis</w:t>
+      </w:r>
+      <w:r>
+        <w:t xml:space="preserve">. 3rd ed. Cengage Learning.</w:t>
       </w:r>
     </w:p>
     <w:bookmarkEnd w:id="82"/>
@@ -18761,6 +18828,9 @@
     <w:abstractNumId w:val="991"/>
   </w:num>
   <w:num w:numId="1003">
+    <w:abstractNumId w:val="991"/>
+  </w:num>
+  <w:num w:numId="1004">
     <w:abstractNumId w:val="991"/>
   </w:num>
 </w:numbering>

--- a/pr-preview/pr-204/basic-statistical-methods-handout.docx
+++ b/pr-preview/pr-204/basic-statistical-methods-handout.docx
@@ -15,7 +15,7 @@
         <w:pStyle w:val="Date"/>
       </w:pPr>
       <w:r>
-        <w:t xml:space="preserve">Last modified: 2026-10-15 08:46:14 (PDT)</w:t>
+        <w:t xml:space="preserve">Last modified: 2026-10-15 12:50:24 (PDT)</w:t>
       </w:r>
     </w:p>
     <w:bookmarkStart w:id="13" w:name="introduction"/>

--- a/pr-preview/pr-204/basic-statistical-methods-handout.docx
+++ b/pr-preview/pr-204/basic-statistical-methods-handout.docx
@@ -15,7 +15,7 @@
         <w:pStyle w:val="Date"/>
       </w:pPr>
       <w:r>
-        <w:t xml:space="preserve">Last modified: 2026-10-15 12:50:24 (PDT)</w:t>
+        <w:t xml:space="preserve">Last modified: 2026-10-15 13:07:45 (PDT)</w:t>
       </w:r>
     </w:p>
     <w:bookmarkStart w:id="13" w:name="introduction"/>
